--- a/docs/DATA_MANIFEST.docx
+++ b/docs/DATA_MANIFEST.docx
@@ -492,6 +492,139 @@
         <w:t xml:space="preserve">.</w:t>
       </w:r>
     </w:p>
+    <w:p>
+      <w:pPr>
+        <w:pStyle w:val="Compact"/>
+        <w:numPr>
+          <w:ilvl w:val="0"/>
+          <w:numId w:val="1001"/>
+        </w:numPr>
+      </w:pPr>
+      <w:r>
+        <w:rPr>
+          <w:b/>
+          <w:bCs/>
+        </w:rPr>
+        <w:t xml:space="preserve">The actual numeric input every model trains on.</w:t>
+      </w:r>
+      <w:r>
+        <w:t xml:space="preserve"> </w:t>
+      </w:r>
+      <w:r>
+        <w:t xml:space="preserve">A SMILES string and a label are what the</w:t>
+      </w:r>
+      <w:r>
+        <w:t xml:space="preserve"> </w:t>
+      </w:r>
+      <w:r>
+        <w:t xml:space="preserve">endpoint tables above store; the 1,036-column vector a model actually receives</w:t>
+      </w:r>
+      <w:r>
+        <w:t xml:space="preserve"> </w:t>
+      </w:r>
+      <w:r>
+        <w:t xml:space="preserve">(</w:t>
+      </w:r>
+      <w:r>
+        <w:rPr>
+          <w:rStyle w:val="VerbatimChar"/>
+        </w:rPr>
+        <w:t xml:space="preserve">src/brainsafe/features/featurize.py</w:t>
+      </w:r>
+      <w:r>
+        <w:t xml:space="preserve">) is computed on the fly and was not previously written to</w:t>
+      </w:r>
+      <w:r>
+        <w:t xml:space="preserve"> </w:t>
+      </w:r>
+      <w:r>
+        <w:t xml:space="preserve">any file.</w:t>
+      </w:r>
+      <w:r>
+        <w:t xml:space="preserve"> </w:t>
+      </w:r>
+      <w:r>
+        <w:rPr>
+          <w:rStyle w:val="VerbatimChar"/>
+        </w:rPr>
+        <w:t xml:space="preserve">results/tables/master_feature_vectors.csv</w:t>
+      </w:r>
+      <w:r>
+        <w:t xml:space="preserve"> </w:t>
+      </w:r>
+      <w:r>
+        <w:t xml:space="preserve">(one row per distinct compound, keyed by</w:t>
+      </w:r>
+      <w:r>
+        <w:t xml:space="preserve"> </w:t>
+      </w:r>
+      <w:r>
+        <w:t xml:space="preserve">InChIKey) and</w:t>
+      </w:r>
+      <w:r>
+        <w:t xml:space="preserve"> </w:t>
+      </w:r>
+      <w:r>
+        <w:rPr>
+          <w:rStyle w:val="VerbatimChar"/>
+        </w:rPr>
+        <w:t xml:space="preserve">results/tables/master_training_usage.csv</w:t>
+      </w:r>
+      <w:r>
+        <w:t xml:space="preserve"> </w:t>
+      </w:r>
+      <w:r>
+        <w:t xml:space="preserve">(one row per endpoint-compound pair</w:t>
+      </w:r>
+      <w:r>
+        <w:t xml:space="preserve"> </w:t>
+      </w:r>
+      <w:r>
+        <w:t xml:space="preserve">actually used, joinable to the vectors on</w:t>
+      </w:r>
+      <w:r>
+        <w:t xml:space="preserve"> </w:t>
+      </w:r>
+      <w:r>
+        <w:rPr>
+          <w:rStyle w:val="VerbatimChar"/>
+        </w:rPr>
+        <w:t xml:space="preserve">inchikey</w:t>
+      </w:r>
+      <w:r>
+        <w:t xml:space="preserve">) make it inspectable directly, built by</w:t>
+      </w:r>
+      <w:r>
+        <w:t xml:space="preserve"> </w:t>
+      </w:r>
+      <w:r>
+        <w:rPr>
+          <w:rStyle w:val="VerbatimChar"/>
+        </w:rPr>
+        <w:t xml:space="preserve">tools/build_master_training_vectors.py</w:t>
+      </w:r>
+      <w:r>
+        <w:t xml:space="preserve">. Every formula that turns a vector into a reported score</w:t>
+      </w:r>
+      <w:r>
+        <w:t xml:space="preserve"> </w:t>
+      </w:r>
+      <w:r>
+        <w:t xml:space="preserve">is walked through with a live worked example in</w:t>
+      </w:r>
+      <w:r>
+        <w:t xml:space="preserve"> </w:t>
+      </w:r>
+      <w:r>
+        <w:rPr>
+          <w:rStyle w:val="VerbatimChar"/>
+        </w:rPr>
+        <w:t xml:space="preserve">docs/ML_METHODS_AND_FORMULAS.md</w:t>
+      </w:r>
+      <w:r>
+        <w:t xml:space="preserve">.</w:t>
+      </w:r>
+    </w:p>
     <w:bookmarkEnd w:id="18"/>
     <w:bookmarkStart w:id="19" w:name="cross-validation---all-data-saved"/>
     <w:p>
@@ -1146,13 +1279,13 @@
         <w:t xml:space="preserve"> </w:t>
       </w:r>
       <w:r>
-        <w:t xml:space="preserve">(12 scripts:</w:t>
-      </w:r>
-      <w:r>
-        <w:t xml:space="preserve"> </w:t>
-      </w:r>
-      <w:r>
-        <w:t xml:space="preserve">fig01_architecture, fig02_feature_vector, fig03_cv_design, fig04_pools_and_thresholds, fig05_negative_class, fig06_validation, fig07_binder_panel, fig08_use_case, fig09_model_atlas, fig10_endpoint_selection, fig11_external_validation, fig_graphical_abstract), each reading the results tables named in</w:t>
+        <w:t xml:space="preserve">(13 scripts:</w:t>
+      </w:r>
+      <w:r>
+        <w:t xml:space="preserve"> </w:t>
+      </w:r>
+      <w:r>
+        <w:t xml:space="preserve">fig01_architecture, fig02_feature_vector, fig03_cv_design, fig04_pools_and_thresholds, fig05_negative_class, fig06_validation, fig07_binder_panel, fig08_use_case, fig09_model_atlas, fig10_endpoint_selection, fig11_external_validation, fig_decision_tree_example, fig_graphical_abstract), each reading the results tables named in</w:t>
       </w:r>
       <w:r>
         <w:t xml:space="preserve"> </w:t>
@@ -1434,7 +1567,7 @@
           <w:i/>
           <w:iCs/>
         </w:rPr>
-        <w:t xml:space="preserve">. 88 tables currently sit in</w:t>
+        <w:t xml:space="preserve">. 90 tables currently sit in</w:t>
       </w:r>
       <w:r>
         <w:rPr>
